--- a/preview/docxs/05-accent-stripe-indigo.docx
+++ b/preview/docxs/05-accent-stripe-indigo.docx
@@ -499,7 +499,7 @@
         </w:rPr>
         <w:t xml:space="preserve">Demo: </w:t>
       </w:r>
-      <w:hyperlink w:history="1" r:id="rIdyiut_kcwm00sphaygug-v">
+      <w:hyperlink w:history="1" r:id="rIdesn503tgayfwuqcymqafz">
         <w:r>
           <w:rPr>
             <w:color w:val="4f46e5"/>
@@ -527,7 +527,7 @@
         </w:rPr>
         <w:t xml:space="preserve">Code: </w:t>
       </w:r>
-      <w:hyperlink w:history="1" r:id="rIdf2fdenpiggod_v8acd_t0">
+      <w:hyperlink w:history="1" r:id="rIdjrpenab5xgqsn8sy6_37p">
         <w:r>
           <w:rPr>
             <w:color w:val="4f46e5"/>
@@ -617,7 +617,7 @@
         </w:rPr>
         <w:t xml:space="preserve">Demo: </w:t>
       </w:r>
-      <w:hyperlink w:history="1" r:id="rIdrvkovnuoqeltehei-dfj2">
+      <w:hyperlink w:history="1" r:id="rIdtuepxh3jvvbbvsofmgo4i">
         <w:r>
           <w:rPr>
             <w:color w:val="4f46e5"/>
@@ -1036,7 +1036,7 @@
         </w:rPr>
         <w:t xml:space="preserve">Portfolio: </w:t>
       </w:r>
-      <w:hyperlink w:history="1" r:id="rIdj4ainmaglquqwax8tea4e">
+      <w:hyperlink w:history="1" r:id="rIdss9iqtjweh0v5xsi2mnje">
         <w:r>
           <w:rPr>
             <w:color w:val="4f46e5"/>
